--- a/docs/standards/word/WHICH-STANDARDS-APPLY.docx
+++ b/docs/standards/word/WHICH-STANDARDS-APPLY.docx
@@ -133,7 +133,7 @@
           <w:rPr>
             <w:rStyle w:val="Hyperlink"/>
           </w:rPr>
-          <w:t xml:space="preserve">https://wshallwshall.github.io/claude-multisession/standards/WHICH-STANDARDS-APPLY.html</w:t>
+          <w:t xml:space="preserve">https://wshallwshall.github.io/secure-development-standards/standards/WHICH-STANDARDS-APPLY.html</w:t>
         </w:r>
       </w:hyperlink>
       <w:r>

--- a/docs/standards/word/WHICH-STANDARDS-APPLY.docx
+++ b/docs/standards/word/WHICH-STANDARDS-APPLY.docx
@@ -133,7 +133,7 @@
           <w:rPr>
             <w:rStyle w:val="Hyperlink"/>
           </w:rPr>
-          <w:t xml:space="preserve">https://wshallwshall.github.io/secure-development-standards/standards/WHICH-STANDARDS-APPLY.html</w:t>
+          <w:t xml:space="preserve">https://secure-development-standards.pages.dev/standards/WHICH-STANDARDS-APPLY.html</w:t>
         </w:r>
       </w:hyperlink>
       <w:r>

--- a/docs/standards/word/WHICH-STANDARDS-APPLY.docx
+++ b/docs/standards/word/WHICH-STANDARDS-APPLY.docx
@@ -28,7 +28,7 @@
         </w:p>
       </w:sdtContent>
     </w:sdt>
-    <w:bookmarkStart w:id="39" w:name="X5f00617d65279871bdf095e7499ae789fffb5af"/>
+    <w:bookmarkStart w:id="40" w:name="X5f00617d65279871bdf095e7499ae789fffb5af"/>
     <w:p>
       <w:pPr>
         <w:pStyle w:val="Heading1"/>
@@ -174,33 +174,19 @@
           <w:b/>
           <w:bCs/>
         </w:rPr>
-        <w:t xml:space="preserve">Most standards writing explains what each document says. The question you actually have is which</w:t>
-      </w:r>
-      <w:r>
-        <w:rPr>
-          <w:b/>
-          <w:bCs/>
-        </w:rPr>
-        <w:t xml:space="preserve"> </w:t>
-      </w:r>
-      <w:r>
-        <w:rPr>
-          <w:b/>
-          <w:bCs/>
-        </w:rPr>
-        <w:t xml:space="preserve">of them reach you at all, and that is the one this page answers.</w:t>
-      </w:r>
-      <w:r>
-        <w:t xml:space="preserve"> </w:t>
-      </w:r>
-      <w:r>
-        <w:t xml:space="preserve">It routes and carries no</w:t>
-      </w:r>
-      <w:r>
-        <w:t xml:space="preserve"> </w:t>
-      </w:r>
-      <w:r>
-        <w:t xml:space="preserve">reference table: one question, answered at least twelve ways, every answer pointing into</w:t>
+        <w:t xml:space="preserve">What this is.</w:t>
+      </w:r>
+      <w:r>
+        <w:t xml:space="preserve"> </w:t>
+      </w:r>
+      <w:r>
+        <w:t xml:space="preserve">A router, not a reference. One question answered at least twelve ways, every</w:t>
+      </w:r>
+      <w:r>
+        <w:t xml:space="preserve"> </w:t>
+      </w:r>
+      <w:r>
+        <w:t xml:space="preserve">answer pointing into</w:t>
       </w:r>
       <w:r>
         <w:t xml:space="preserve"> </w:t>
@@ -228,7 +214,110 @@
         <w:pStyle w:val="BodyText"/>
       </w:pPr>
       <w:r>
-        <w:t xml:space="preserve">Work it in three steps:</w:t>
+        <w:rPr>
+          <w:b/>
+          <w:bCs/>
+        </w:rPr>
+        <w:t xml:space="preserve">Why it matters.</w:t>
+      </w:r>
+      <w:r>
+        <w:t xml:space="preserve"> </w:t>
+      </w:r>
+      <w:r>
+        <w:t xml:space="preserve">Most standards writing explains what each document says. The question you</w:t>
+      </w:r>
+      <w:r>
+        <w:t xml:space="preserve"> </w:t>
+      </w:r>
+      <w:r>
+        <w:t xml:space="preserve">actually have is which of them reach you at all, and that is the one this page answers.</w:t>
+      </w:r>
+    </w:p>
+    <w:p>
+      <w:pPr>
+        <w:pStyle w:val="BodyText"/>
+      </w:pPr>
+      <w:r>
+        <w:rPr>
+          <w:b/>
+          <w:bCs/>
+        </w:rPr>
+        <w:t xml:space="preserve">Not for you</w:t>
+      </w:r>
+      <w:r>
+        <w:t xml:space="preserve"> </w:t>
+      </w:r>
+      <w:r>
+        <w:t xml:space="preserve">as a compliance answer. That a document applies to your situation does not mean it</w:t>
+      </w:r>
+      <w:r>
+        <w:t xml:space="preserve"> </w:t>
+      </w:r>
+      <w:r>
+        <w:t xml:space="preserve">binds you: a clause in a contract, a statute or a procurement rule decides that, and nothing here is</w:t>
+      </w:r>
+      <w:r>
+        <w:t xml:space="preserve"> </w:t>
+      </w:r>
+      <w:r>
+        <w:t xml:space="preserve">legal advice.</w:t>
+      </w:r>
+    </w:p>
+    <w:p>
+      <w:pPr>
+        <w:pStyle w:val="BodyText"/>
+      </w:pPr>
+      <w:r>
+        <w:rPr>
+          <w:b/>
+          <w:bCs/>
+        </w:rPr>
+        <w:t xml:space="preserve">Where to start.</w:t>
+      </w:r>
+      <w:r>
+        <w:t xml:space="preserve"> </w:t>
+      </w:r>
+      <w:hyperlink w:anchor="work-it-in-three-steps">
+        <w:r>
+          <w:rPr>
+            <w:rStyle w:val="Hyperlink"/>
+          </w:rPr>
+          <w:t xml:space="preserve">Work it in three steps</w:t>
+        </w:r>
+      </w:hyperlink>
+      <w:r>
+        <w:t xml:space="preserve">, then</w:t>
+      </w:r>
+      <w:r>
+        <w:t xml:space="preserve"> </w:t>
+      </w:r>
+      <w:hyperlink w:anchor="if-this-is-your-situation">
+        <w:r>
+          <w:rPr>
+            <w:rStyle w:val="Hyperlink"/>
+          </w:rPr>
+          <w:t xml:space="preserve">if this is your situation</w:t>
+        </w:r>
+      </w:hyperlink>
+      <w:r>
+        <w:t xml:space="preserve">.</w:t>
+      </w:r>
+    </w:p>
+    <w:p>
+      <w:r>
+        <w:pict>
+          <v:rect style="width:0;height:1.5pt" o:hralign="center" o:hrstd="t" o:hr="t"/>
+        </w:pict>
+      </w:r>
+    </w:p>
+    <w:bookmarkEnd w:id="14"/>
+    <w:bookmarkStart w:id="15" w:name="work-it-in-three-steps"/>
+    <w:p>
+      <w:pPr>
+        <w:pStyle w:val="Heading2"/>
+      </w:pPr>
+      <w:r>
+        <w:t xml:space="preserve">Work it in three steps</w:t>
       </w:r>
     </w:p>
     <w:p>
@@ -341,36 +430,6 @@
         <w:pStyle w:val="FirstParagraph"/>
       </w:pPr>
       <w:r>
-        <w:rPr>
-          <w:b/>
-          <w:bCs/>
-        </w:rPr>
-        <w:t xml:space="preserve">None of it says you must comply.</w:t>
-      </w:r>
-      <w:r>
-        <w:t xml:space="preserve"> </w:t>
-      </w:r>
-      <w:r>
-        <w:t xml:space="preserve">That a document applies to your situation does not mean it</w:t>
-      </w:r>
-      <w:r>
-        <w:t xml:space="preserve"> </w:t>
-      </w:r>
-      <w:r>
-        <w:t xml:space="preserve">binds you; a clause in a contract, a statute or a procurement rule decides that, and nothing here is</w:t>
-      </w:r>
-      <w:r>
-        <w:t xml:space="preserve"> </w:t>
-      </w:r>
-      <w:r>
-        <w:t xml:space="preserve">legal advice.</w:t>
-      </w:r>
-    </w:p>
-    <w:p>
-      <w:pPr>
-        <w:pStyle w:val="BodyText"/>
-      </w:pPr>
-      <w:r>
         <w:t xml:space="preserve">The served page adds a selector above the routing table. It only hides rows: it computes nothing and</w:t>
       </w:r>
       <w:r>
@@ -393,8 +452,8 @@
         </w:pict>
       </w:r>
     </w:p>
-    <w:bookmarkEnd w:id="14"/>
-    <w:bookmarkStart w:id="23" w:name="if-this-is-your-situation"/>
+    <w:bookmarkEnd w:id="15"/>
+    <w:bookmarkStart w:id="24" w:name="if-this-is-your-situation"/>
     <w:p>
       <w:pPr>
         <w:pStyle w:val="Heading2"/>
@@ -507,7 +566,7 @@
             <w:pPr>
               <w:pStyle w:val="Compact"/>
             </w:pPr>
-            <w:hyperlink r:id="rId15">
+            <w:hyperlink r:id="rId16">
               <w:r>
                 <w:rPr>
                   <w:rStyle w:val="Hyperlink"/>
@@ -521,7 +580,7 @@
             <w:r>
               <w:t xml:space="preserve"> </w:t>
             </w:r>
-            <w:hyperlink r:id="rId16">
+            <w:hyperlink r:id="rId17">
               <w:r>
                 <w:rPr>
                   <w:rStyle w:val="Hyperlink"/>
@@ -565,7 +624,7 @@
             <w:pPr>
               <w:pStyle w:val="Compact"/>
             </w:pPr>
-            <w:hyperlink r:id="rId17">
+            <w:hyperlink r:id="rId18">
               <w:r>
                 <w:rPr>
                   <w:rStyle w:val="Hyperlink"/>
@@ -609,7 +668,7 @@
             <w:pPr>
               <w:pStyle w:val="Compact"/>
             </w:pPr>
-            <w:hyperlink r:id="rId17">
+            <w:hyperlink r:id="rId18">
               <w:r>
                 <w:rPr>
                   <w:rStyle w:val="Hyperlink"/>
@@ -653,7 +712,7 @@
             <w:pPr>
               <w:pStyle w:val="Compact"/>
             </w:pPr>
-            <w:hyperlink r:id="rId18">
+            <w:hyperlink r:id="rId19">
               <w:r>
                 <w:rPr>
                   <w:rStyle w:val="Hyperlink"/>
@@ -697,7 +756,7 @@
             <w:pPr>
               <w:pStyle w:val="Compact"/>
             </w:pPr>
-            <w:hyperlink r:id="rId18">
+            <w:hyperlink r:id="rId19">
               <w:r>
                 <w:rPr>
                   <w:rStyle w:val="Hyperlink"/>
@@ -741,7 +800,7 @@
             <w:pPr>
               <w:pStyle w:val="Compact"/>
             </w:pPr>
-            <w:hyperlink r:id="rId19">
+            <w:hyperlink r:id="rId20">
               <w:r>
                 <w:rPr>
                   <w:rStyle w:val="Hyperlink"/>
@@ -785,7 +844,7 @@
             <w:pPr>
               <w:pStyle w:val="Compact"/>
             </w:pPr>
-            <w:hyperlink r:id="rId20">
+            <w:hyperlink r:id="rId21">
               <w:r>
                 <w:rPr>
                   <w:rStyle w:val="Hyperlink"/>
@@ -829,7 +888,7 @@
             <w:pPr>
               <w:pStyle w:val="Compact"/>
             </w:pPr>
-            <w:hyperlink r:id="rId21">
+            <w:hyperlink r:id="rId22">
               <w:r>
                 <w:rPr>
                   <w:rStyle w:val="Hyperlink"/>
@@ -873,7 +932,7 @@
             <w:pPr>
               <w:pStyle w:val="Compact"/>
             </w:pPr>
-            <w:hyperlink r:id="rId22">
+            <w:hyperlink r:id="rId23">
               <w:r>
                 <w:rPr>
                   <w:rStyle w:val="Hyperlink"/>
@@ -917,7 +976,7 @@
             <w:pPr>
               <w:pStyle w:val="Compact"/>
             </w:pPr>
-            <w:hyperlink r:id="rId17">
+            <w:hyperlink r:id="rId18">
               <w:r>
                 <w:rPr>
                   <w:rStyle w:val="Hyperlink"/>
@@ -961,7 +1020,7 @@
             <w:pPr>
               <w:pStyle w:val="Compact"/>
             </w:pPr>
-            <w:hyperlink r:id="rId18">
+            <w:hyperlink r:id="rId19">
               <w:r>
                 <w:rPr>
                   <w:rStyle w:val="Hyperlink"/>
@@ -1024,8 +1083,8 @@
         </w:pict>
       </w:r>
     </w:p>
-    <w:bookmarkEnd w:id="23"/>
-    <w:bookmarkStart w:id="25" w:name="Xf419bb31d4316203dd4fd5a9c399af24e8e654b"/>
+    <w:bookmarkEnd w:id="24"/>
+    <w:bookmarkStart w:id="26" w:name="Xf419bb31d4316203dd4fd5a9c399af24e8e654b"/>
     <w:p>
       <w:pPr>
         <w:pStyle w:val="Heading2"/>
@@ -1214,7 +1273,7 @@
       <w:r>
         <w:t xml:space="preserve"> </w:t>
       </w:r>
-      <w:hyperlink r:id="rId24">
+      <w:hyperlink r:id="rId25">
         <w:r>
           <w:rPr>
             <w:rStyle w:val="Hyperlink"/>
@@ -1239,8 +1298,8 @@
         </w:pict>
       </w:r>
     </w:p>
-    <w:bookmarkEnd w:id="25"/>
-    <w:bookmarkStart w:id="27" w:name="what-this-page-did-not-assess"/>
+    <w:bookmarkEnd w:id="26"/>
+    <w:bookmarkStart w:id="28" w:name="what-this-page-did-not-assess"/>
     <w:p>
       <w:pPr>
         <w:pStyle w:val="Heading2"/>
@@ -1387,7 +1446,7 @@
       <w:r>
         <w:t xml:space="preserve"> </w:t>
       </w:r>
-      <w:hyperlink r:id="rId26">
+      <w:hyperlink r:id="rId27">
         <w:r>
           <w:rPr>
             <w:rStyle w:val="Hyperlink"/>
@@ -1472,8 +1531,8 @@
         </w:pict>
       </w:r>
     </w:p>
-    <w:bookmarkEnd w:id="27"/>
-    <w:bookmarkStart w:id="38" w:name="related-pages-on-this-site"/>
+    <w:bookmarkEnd w:id="28"/>
+    <w:bookmarkStart w:id="39" w:name="related-pages-on-this-site"/>
     <w:p>
       <w:pPr>
         <w:pStyle w:val="Heading2"/>
@@ -1537,7 +1596,7 @@
             <w:pPr>
               <w:pStyle w:val="Compact"/>
             </w:pPr>
-            <w:hyperlink r:id="rId28">
+            <w:hyperlink r:id="rId29">
               <w:r>
                 <w:rPr>
                   <w:rStyle w:val="Hyperlink"/>
@@ -1566,7 +1625,7 @@
             <w:pPr>
               <w:pStyle w:val="Compact"/>
             </w:pPr>
-            <w:hyperlink r:id="rId29">
+            <w:hyperlink r:id="rId30">
               <w:r>
                 <w:rPr>
                   <w:rStyle w:val="Hyperlink"/>
@@ -1595,7 +1654,7 @@
             <w:pPr>
               <w:pStyle w:val="Compact"/>
             </w:pPr>
-            <w:hyperlink r:id="rId24">
+            <w:hyperlink r:id="rId25">
               <w:r>
                 <w:rPr>
                   <w:rStyle w:val="Hyperlink"/>
@@ -1624,7 +1683,7 @@
             <w:pPr>
               <w:pStyle w:val="Compact"/>
             </w:pPr>
-            <w:hyperlink r:id="rId30">
+            <w:hyperlink r:id="rId31">
               <w:r>
                 <w:rPr>
                   <w:rStyle w:val="Hyperlink"/>
@@ -1653,7 +1712,7 @@
             <w:pPr>
               <w:pStyle w:val="Compact"/>
             </w:pPr>
-            <w:hyperlink r:id="rId31">
+            <w:hyperlink r:id="rId32">
               <w:r>
                 <w:rPr>
                   <w:rStyle w:val="Hyperlink"/>
@@ -1682,7 +1741,7 @@
             <w:pPr>
               <w:pStyle w:val="Compact"/>
             </w:pPr>
-            <w:hyperlink r:id="rId32">
+            <w:hyperlink r:id="rId33">
               <w:r>
                 <w:rPr>
                   <w:rStyle w:val="Hyperlink"/>
@@ -1711,7 +1770,7 @@
             <w:pPr>
               <w:pStyle w:val="Compact"/>
             </w:pPr>
-            <w:hyperlink r:id="rId33">
+            <w:hyperlink r:id="rId34">
               <w:r>
                 <w:rPr>
                   <w:rStyle w:val="Hyperlink"/>
@@ -1740,7 +1799,7 @@
             <w:pPr>
               <w:pStyle w:val="Compact"/>
             </w:pPr>
-            <w:hyperlink r:id="rId34">
+            <w:hyperlink r:id="rId35">
               <w:r>
                 <w:rPr>
                   <w:rStyle w:val="Hyperlink"/>
@@ -1769,7 +1828,7 @@
             <w:pPr>
               <w:pStyle w:val="Compact"/>
             </w:pPr>
-            <w:hyperlink r:id="rId35">
+            <w:hyperlink r:id="rId36">
               <w:r>
                 <w:rPr>
                   <w:rStyle w:val="Hyperlink"/>
@@ -1798,7 +1857,7 @@
             <w:pPr>
               <w:pStyle w:val="Compact"/>
             </w:pPr>
-            <w:hyperlink r:id="rId36">
+            <w:hyperlink r:id="rId37">
               <w:r>
                 <w:rPr>
                   <w:rStyle w:val="Hyperlink"/>
@@ -1852,7 +1911,7 @@
       <w:r>
         <w:t xml:space="preserve"> </w:t>
       </w:r>
-      <w:hyperlink r:id="rId37">
+      <w:hyperlink r:id="rId38">
         <w:r>
           <w:rPr>
             <w:rStyle w:val="Hyperlink"/>
@@ -1891,8 +1950,8 @@
         <w:t xml:space="preserve">Re-date it when you do: a status claim inherits the date it was checked, not the date it was copied.</w:t>
       </w:r>
     </w:p>
-    <w:bookmarkEnd w:id="38"/>
     <w:bookmarkEnd w:id="39"/>
+    <w:bookmarkEnd w:id="40"/>
     <w:sectPr>
       <w:footnotePr>
         <w:numRestart w:val="eachSect"/>
